--- a/4_Diari/Diario 17.04.2026.docx
+++ b/4_Diari/Diario 17.04.2026.docx
@@ -114,19 +114,19 @@
               <w:rPr>
                 <w:rFonts w:ascii="Arial" w:hAnsi="Arial" w:cs="Arial"/>
               </w:rPr>
-              <w:t>2</w:t>
+              <w:t>17</w:t>
             </w:r>
             <w:r>
               <w:rPr>
                 <w:rFonts w:ascii="Arial" w:hAnsi="Arial" w:cs="Arial"/>
               </w:rPr>
-              <w:t>7</w:t>
+              <w:t>.</w:t>
             </w:r>
             <w:r>
               <w:rPr>
                 <w:rFonts w:ascii="Arial" w:hAnsi="Arial" w:cs="Arial"/>
               </w:rPr>
-              <w:t>.03</w:t>
+              <w:t>04</w:t>
             </w:r>
             <w:r>
               <w:rPr>
@@ -242,12 +242,28 @@
                 <w:rFonts w:ascii="Arial" w:hAnsi="Arial" w:cs="Arial"/>
               </w:rPr>
             </w:pPr>
+            <w:proofErr w:type="spellStart"/>
             <w:r>
               <w:rPr>
                 <w:rFonts w:ascii="Arial" w:hAnsi="Arial" w:cs="Arial"/>
               </w:rPr>
-              <w:t>Anh: documentazione pathfinding</w:t>
+              <w:t>Anh</w:t>
             </w:r>
+            <w:proofErr w:type="spellEnd"/>
+            <w:r>
+              <w:rPr>
+                <w:rFonts w:ascii="Arial" w:hAnsi="Arial" w:cs="Arial"/>
+              </w:rPr>
+              <w:t xml:space="preserve">: documentazione </w:t>
+            </w:r>
+            <w:proofErr w:type="spellStart"/>
+            <w:r>
+              <w:rPr>
+                <w:rFonts w:ascii="Arial" w:hAnsi="Arial" w:cs="Arial"/>
+              </w:rPr>
+              <w:t>pathfinding</w:t>
+            </w:r>
+            <w:proofErr w:type="spellEnd"/>
           </w:p>
           <w:p>
             <w:pPr>
@@ -339,6 +355,12 @@
               </w:rPr>
               <w:t>fine update della rotazione personaggio e pistola</w:t>
             </w:r>
+            <w:r>
+              <w:rPr>
+                <w:rFonts w:ascii="Arial" w:hAnsi="Arial" w:cs="Arial"/>
+              </w:rPr>
+              <w:t>, documentazione</w:t>
+            </w:r>
           </w:p>
           <w:p>
             <w:pPr>
@@ -346,18 +368,34 @@
                 <w:rFonts w:ascii="Arial" w:hAnsi="Arial" w:cs="Arial"/>
               </w:rPr>
             </w:pPr>
+            <w:proofErr w:type="spellStart"/>
             <w:r>
               <w:rPr>
                 <w:rFonts w:ascii="Arial" w:hAnsi="Arial" w:cs="Arial"/>
               </w:rPr>
-              <w:t xml:space="preserve">Anh: </w:t>
+              <w:t>Anh</w:t>
+            </w:r>
+            <w:proofErr w:type="spellEnd"/>
+            <w:r>
+              <w:rPr>
+                <w:rFonts w:ascii="Arial" w:hAnsi="Arial" w:cs="Arial"/>
+              </w:rPr>
+              <w:t xml:space="preserve">: </w:t>
             </w:r>
             <w:r>
               <w:rPr>
                 <w:rFonts w:ascii="Arial" w:hAnsi="Arial" w:cs="Arial"/>
               </w:rPr>
-              <w:t>documentazione pathfinding</w:t>
+              <w:t xml:space="preserve">documentazione </w:t>
             </w:r>
+            <w:proofErr w:type="spellStart"/>
+            <w:r>
+              <w:rPr>
+                <w:rFonts w:ascii="Arial" w:hAnsi="Arial" w:cs="Arial"/>
+              </w:rPr>
+              <w:t>pathfinding</w:t>
+            </w:r>
+            <w:proofErr w:type="spellEnd"/>
           </w:p>
           <w:p>
             <w:pPr>
@@ -673,12 +711,28 @@
                 <w:rFonts w:ascii="Arial" w:hAnsi="Arial" w:cs="Arial"/>
               </w:rPr>
             </w:pPr>
+            <w:proofErr w:type="spellStart"/>
             <w:r>
               <w:rPr>
                 <w:rFonts w:ascii="Arial" w:hAnsi="Arial" w:cs="Arial"/>
               </w:rPr>
-              <w:t>Daily Scrum</w:t>
+              <w:t>Daily</w:t>
             </w:r>
+            <w:proofErr w:type="spellEnd"/>
+            <w:r>
+              <w:rPr>
+                <w:rFonts w:ascii="Arial" w:hAnsi="Arial" w:cs="Arial"/>
+              </w:rPr>
+              <w:t xml:space="preserve"> </w:t>
+            </w:r>
+            <w:proofErr w:type="spellStart"/>
+            <w:r>
+              <w:rPr>
+                <w:rFonts w:ascii="Arial" w:hAnsi="Arial" w:cs="Arial"/>
+              </w:rPr>
+              <w:t>Scrum</w:t>
+            </w:r>
+            <w:proofErr w:type="spellEnd"/>
           </w:p>
         </w:tc>
       </w:tr>
@@ -1099,18 +1153,62 @@
         <w:lang w:val="de-DE"/>
       </w:rPr>
     </w:pPr>
+    <w:proofErr w:type="spellStart"/>
     <w:r>
       <w:rPr>
         <w:lang w:val="de-DE"/>
       </w:rPr>
-      <w:t>huynh anh nguyen, Sofia Niederhause</w:t>
+      <w:t>huynh</w:t>
+    </w:r>
+    <w:proofErr w:type="spellEnd"/>
+    <w:r>
+      <w:rPr>
+        <w:lang w:val="de-DE"/>
+      </w:rPr>
+      <w:t xml:space="preserve"> </w:t>
+    </w:r>
+    <w:proofErr w:type="spellStart"/>
+    <w:r>
+      <w:rPr>
+        <w:lang w:val="de-DE"/>
+      </w:rPr>
+      <w:t>anh</w:t>
+    </w:r>
+    <w:proofErr w:type="spellEnd"/>
+    <w:r>
+      <w:rPr>
+        <w:lang w:val="de-DE"/>
+      </w:rPr>
+      <w:t xml:space="preserve"> </w:t>
+    </w:r>
+    <w:proofErr w:type="spellStart"/>
+    <w:r>
+      <w:rPr>
+        <w:lang w:val="de-DE"/>
+      </w:rPr>
+      <w:t>nguyen</w:t>
+    </w:r>
+    <w:proofErr w:type="spellEnd"/>
+    <w:r>
+      <w:rPr>
+        <w:lang w:val="de-DE"/>
+      </w:rPr>
+      <w:t>, Sofia Niederhause</w:t>
     </w:r>
     <w:r>
       <w:rPr>
         <w:lang w:val="de-DE"/>
       </w:rPr>
-      <w:t>r, Alexander Mascaro</w:t>
+      <w:t xml:space="preserve">r, Alexander </w:t>
     </w:r>
+    <w:proofErr w:type="spellStart"/>
+    <w:r>
+      <w:rPr>
+        <w:lang w:val="de-DE"/>
+      </w:rPr>
+      <w:t>Mascaro</w:t>
+    </w:r>
+    <w:proofErr w:type="spellEnd"/>
     <w:r>
       <w:rPr>
         <w:lang w:val="de-DE"/>
@@ -4499,7 +4597,6 @@
     <w:rsid w:val="008B4A4C"/>
     <w:rsid w:val="008E6A10"/>
     <w:rsid w:val="008F0569"/>
-    <w:rsid w:val="008F1195"/>
     <w:rsid w:val="00910CDF"/>
     <w:rsid w:val="009135E1"/>
     <w:rsid w:val="00914221"/>
@@ -4523,6 +4620,7 @@
     <w:rsid w:val="00B12A67"/>
     <w:rsid w:val="00B36B9F"/>
     <w:rsid w:val="00B5079C"/>
+    <w:rsid w:val="00B9592E"/>
     <w:rsid w:val="00BC4C01"/>
     <w:rsid w:val="00BC5560"/>
     <w:rsid w:val="00BD119E"/>

--- a/4_Diari/Diario 17.04.2026.docx
+++ b/4_Diari/Diario 17.04.2026.docx
@@ -872,6 +872,118 @@
                 <w:rFonts w:ascii="Arial" w:hAnsi="Arial" w:cs="Arial"/>
               </w:rPr>
             </w:pPr>
+            <w:r>
+              <w:rPr>
+                <w:rFonts w:ascii="Arial" w:hAnsi="Arial" w:cs="Arial"/>
+              </w:rPr>
+              <w:t>Lo sprint è andato abbastanza bene, dopo aver testato le varie task eseguite in esso:</w:t>
+            </w:r>
+          </w:p>
+          <w:p>
+            <w:pPr>
+              <w:pStyle w:val="Paragrafoelenco"/>
+              <w:numPr>
+                <w:ilvl w:val="0"/>
+                <w:numId w:val="21"/>
+              </w:numPr>
+              <w:rPr>
+                <w:rFonts w:ascii="Arial" w:hAnsi="Arial" w:cs="Arial"/>
+              </w:rPr>
+            </w:pPr>
+            <w:r>
+              <w:rPr>
+                <w:rFonts w:ascii="Arial" w:hAnsi="Arial" w:cs="Arial"/>
+              </w:rPr>
+              <w:t>Proiettili</w:t>
+            </w:r>
+          </w:p>
+          <w:p>
+            <w:pPr>
+              <w:pStyle w:val="Paragrafoelenco"/>
+              <w:numPr>
+                <w:ilvl w:val="0"/>
+                <w:numId w:val="21"/>
+              </w:numPr>
+              <w:rPr>
+                <w:rFonts w:ascii="Arial" w:hAnsi="Arial" w:cs="Arial"/>
+              </w:rPr>
+            </w:pPr>
+            <w:proofErr w:type="spellStart"/>
+            <w:r>
+              <w:rPr>
+                <w:rFonts w:ascii="Arial" w:hAnsi="Arial" w:cs="Arial"/>
+              </w:rPr>
+              <w:t>Dashing</w:t>
+            </w:r>
+            <w:proofErr w:type="spellEnd"/>
+            <w:r>
+              <w:rPr>
+                <w:rFonts w:ascii="Arial" w:hAnsi="Arial" w:cs="Arial"/>
+              </w:rPr>
+              <w:t xml:space="preserve"> </w:t>
+            </w:r>
+          </w:p>
+          <w:p>
+            <w:pPr>
+              <w:pStyle w:val="Paragrafoelenco"/>
+              <w:numPr>
+                <w:ilvl w:val="0"/>
+                <w:numId w:val="21"/>
+              </w:numPr>
+              <w:rPr>
+                <w:rFonts w:ascii="Arial" w:hAnsi="Arial" w:cs="Arial"/>
+              </w:rPr>
+            </w:pPr>
+            <w:r>
+              <w:rPr>
+                <w:rFonts w:ascii="Arial" w:hAnsi="Arial" w:cs="Arial"/>
+              </w:rPr>
+              <w:t>Vite</w:t>
+            </w:r>
+          </w:p>
+          <w:p>
+            <w:pPr>
+              <w:pStyle w:val="Paragrafoelenco"/>
+              <w:numPr>
+                <w:ilvl w:val="0"/>
+                <w:numId w:val="21"/>
+              </w:numPr>
+              <w:rPr>
+                <w:rFonts w:ascii="Arial" w:hAnsi="Arial" w:cs="Arial"/>
+              </w:rPr>
+            </w:pPr>
+            <w:r>
+              <w:rPr>
+                <w:rFonts w:ascii="Arial" w:hAnsi="Arial" w:cs="Arial"/>
+              </w:rPr>
+              <w:t>Rotazione personaggio e pistola</w:t>
+            </w:r>
+          </w:p>
+          <w:p>
+            <w:pPr>
+              <w:pStyle w:val="Paragrafoelenco"/>
+              <w:numPr>
+                <w:ilvl w:val="0"/>
+                <w:numId w:val="21"/>
+              </w:numPr>
+              <w:rPr>
+                <w:rFonts w:ascii="Arial" w:hAnsi="Arial" w:cs="Arial"/>
+              </w:rPr>
+            </w:pPr>
+            <w:proofErr w:type="spellStart"/>
+            <w:r>
+              <w:rPr>
+                <w:rFonts w:ascii="Arial" w:hAnsi="Arial" w:cs="Arial"/>
+              </w:rPr>
+              <w:t>Pathfinding</w:t>
+            </w:r>
+            <w:proofErr w:type="spellEnd"/>
+            <w:r>
+              <w:rPr>
+                <w:rFonts w:ascii="Arial" w:hAnsi="Arial" w:cs="Arial"/>
+              </w:rPr>
+              <w:t xml:space="preserve"> </w:t>
+            </w:r>
           </w:p>
           <w:p>
             <w:pPr>
@@ -1447,6 +1559,118 @@
     </w:lvl>
   </w:abstractNum>
   <w:abstractNum w:abstractNumId="2" w15:restartNumberingAfterBreak="0">
+    <w:nsid w:val="32B3292A"/>
+    <w:multiLevelType w:val="hybridMultilevel"/>
+    <w:tmpl w:val="52A4F2F4"/>
+    <w:lvl w:ilvl="0" w:tplc="56CE9E16">
+      <w:numFmt w:val="bullet"/>
+      <w:lvlText w:val="-"/>
+      <w:lvlJc w:val="left"/>
+      <w:pPr>
+        <w:ind w:left="720" w:hanging="360"/>
+      </w:pPr>
+      <w:rPr>
+        <w:rFonts w:ascii="Arial" w:eastAsiaTheme="minorHAnsi" w:hAnsi="Arial" w:cs="Arial" w:hint="default"/>
+      </w:rPr>
+    </w:lvl>
+    <w:lvl w:ilvl="1" w:tplc="08100003" w:tentative="1">
+      <w:start w:val="1"/>
+      <w:numFmt w:val="bullet"/>
+      <w:lvlText w:val="o"/>
+      <w:lvlJc w:val="left"/>
+      <w:pPr>
+        <w:ind w:left="1440" w:hanging="360"/>
+      </w:pPr>
+      <w:rPr>
+        <w:rFonts w:ascii="Courier New" w:hAnsi="Courier New" w:cs="Courier New" w:hint="default"/>
+      </w:rPr>
+    </w:lvl>
+    <w:lvl w:ilvl="2" w:tplc="08100005" w:tentative="1">
+      <w:start w:val="1"/>
+      <w:numFmt w:val="bullet"/>
+      <w:lvlText w:val=""/>
+      <w:lvlJc w:val="left"/>
+      <w:pPr>
+        <w:ind w:left="2160" w:hanging="360"/>
+      </w:pPr>
+      <w:rPr>
+        <w:rFonts w:ascii="Wingdings" w:hAnsi="Wingdings" w:hint="default"/>
+      </w:rPr>
+    </w:lvl>
+    <w:lvl w:ilvl="3" w:tplc="08100001" w:tentative="1">
+      <w:start w:val="1"/>
+      <w:numFmt w:val="bullet"/>
+      <w:lvlText w:val=""/>
+      <w:lvlJc w:val="left"/>
+      <w:pPr>
+        <w:ind w:left="2880" w:hanging="360"/>
+      </w:pPr>
+      <w:rPr>
+        <w:rFonts w:ascii="Symbol" w:hAnsi="Symbol" w:hint="default"/>
+      </w:rPr>
+    </w:lvl>
+    <w:lvl w:ilvl="4" w:tplc="08100003" w:tentative="1">
+      <w:start w:val="1"/>
+      <w:numFmt w:val="bullet"/>
+      <w:lvlText w:val="o"/>
+      <w:lvlJc w:val="left"/>
+      <w:pPr>
+        <w:ind w:left="3600" w:hanging="360"/>
+      </w:pPr>
+      <w:rPr>
+        <w:rFonts w:ascii="Courier New" w:hAnsi="Courier New" w:cs="Courier New" w:hint="default"/>
+      </w:rPr>
+    </w:lvl>
+    <w:lvl w:ilvl="5" w:tplc="08100005" w:tentative="1">
+      <w:start w:val="1"/>
+      <w:numFmt w:val="bullet"/>
+      <w:lvlText w:val=""/>
+      <w:lvlJc w:val="left"/>
+      <w:pPr>
+        <w:ind w:left="4320" w:hanging="360"/>
+      </w:pPr>
+      <w:rPr>
+        <w:rFonts w:ascii="Wingdings" w:hAnsi="Wingdings" w:hint="default"/>
+      </w:rPr>
+    </w:lvl>
+    <w:lvl w:ilvl="6" w:tplc="08100001" w:tentative="1">
+      <w:start w:val="1"/>
+      <w:numFmt w:val="bullet"/>
+      <w:lvlText w:val=""/>
+      <w:lvlJc w:val="left"/>
+      <w:pPr>
+        <w:ind w:left="5040" w:hanging="360"/>
+      </w:pPr>
+      <w:rPr>
+        <w:rFonts w:ascii="Symbol" w:hAnsi="Symbol" w:hint="default"/>
+      </w:rPr>
+    </w:lvl>
+    <w:lvl w:ilvl="7" w:tplc="08100003" w:tentative="1">
+      <w:start w:val="1"/>
+      <w:numFmt w:val="bullet"/>
+      <w:lvlText w:val="o"/>
+      <w:lvlJc w:val="left"/>
+      <w:pPr>
+        <w:ind w:left="5760" w:hanging="360"/>
+      </w:pPr>
+      <w:rPr>
+        <w:rFonts w:ascii="Courier New" w:hAnsi="Courier New" w:cs="Courier New" w:hint="default"/>
+      </w:rPr>
+    </w:lvl>
+    <w:lvl w:ilvl="8" w:tplc="08100005" w:tentative="1">
+      <w:start w:val="1"/>
+      <w:numFmt w:val="bullet"/>
+      <w:lvlText w:val=""/>
+      <w:lvlJc w:val="left"/>
+      <w:pPr>
+        <w:ind w:left="6480" w:hanging="360"/>
+      </w:pPr>
+      <w:rPr>
+        <w:rFonts w:ascii="Wingdings" w:hAnsi="Wingdings" w:hint="default"/>
+      </w:rPr>
+    </w:lvl>
+  </w:abstractNum>
+  <w:abstractNum w:abstractNumId="3" w15:restartNumberingAfterBreak="0">
     <w:nsid w:val="36E11DF4"/>
     <w:multiLevelType w:val="hybridMultilevel"/>
     <w:tmpl w:val="1856E4BE"/>
@@ -1558,7 +1782,7 @@
       </w:rPr>
     </w:lvl>
   </w:abstractNum>
-  <w:abstractNum w:abstractNumId="3" w15:restartNumberingAfterBreak="0">
+  <w:abstractNum w:abstractNumId="4" w15:restartNumberingAfterBreak="0">
     <w:nsid w:val="3AFA4BF8"/>
     <w:multiLevelType w:val="hybridMultilevel"/>
     <w:tmpl w:val="EF1C99B4"/>
@@ -1670,7 +1894,7 @@
       </w:rPr>
     </w:lvl>
   </w:abstractNum>
-  <w:abstractNum w:abstractNumId="4" w15:restartNumberingAfterBreak="0">
+  <w:abstractNum w:abstractNumId="5" w15:restartNumberingAfterBreak="0">
     <w:nsid w:val="3D4C551D"/>
     <w:multiLevelType w:val="hybridMultilevel"/>
     <w:tmpl w:val="1D629A34"/>
@@ -1783,7 +2007,7 @@
       </w:rPr>
     </w:lvl>
   </w:abstractNum>
-  <w:abstractNum w:abstractNumId="5" w15:restartNumberingAfterBreak="0">
+  <w:abstractNum w:abstractNumId="6" w15:restartNumberingAfterBreak="0">
     <w:nsid w:val="3EBE4D1A"/>
     <w:multiLevelType w:val="hybridMultilevel"/>
     <w:tmpl w:val="C2E8BF98"/>
@@ -1895,7 +2119,7 @@
       </w:rPr>
     </w:lvl>
   </w:abstractNum>
-  <w:abstractNum w:abstractNumId="6" w15:restartNumberingAfterBreak="0">
+  <w:abstractNum w:abstractNumId="7" w15:restartNumberingAfterBreak="0">
     <w:nsid w:val="3F671B2A"/>
     <w:multiLevelType w:val="hybridMultilevel"/>
     <w:tmpl w:val="837CCA7E"/>
@@ -2008,7 +2232,7 @@
       </w:rPr>
     </w:lvl>
   </w:abstractNum>
-  <w:abstractNum w:abstractNumId="7" w15:restartNumberingAfterBreak="0">
+  <w:abstractNum w:abstractNumId="8" w15:restartNumberingAfterBreak="0">
     <w:nsid w:val="432D4A14"/>
     <w:multiLevelType w:val="hybridMultilevel"/>
     <w:tmpl w:val="3850D6E2"/>
@@ -2120,7 +2344,7 @@
       </w:rPr>
     </w:lvl>
   </w:abstractNum>
-  <w:abstractNum w:abstractNumId="8" w15:restartNumberingAfterBreak="0">
+  <w:abstractNum w:abstractNumId="9" w15:restartNumberingAfterBreak="0">
     <w:nsid w:val="442C21C6"/>
     <w:multiLevelType w:val="hybridMultilevel"/>
     <w:tmpl w:val="D64E2F34"/>
@@ -2233,7 +2457,7 @@
       </w:rPr>
     </w:lvl>
   </w:abstractNum>
-  <w:abstractNum w:abstractNumId="9" w15:restartNumberingAfterBreak="0">
+  <w:abstractNum w:abstractNumId="10" w15:restartNumberingAfterBreak="0">
     <w:nsid w:val="44F65ACA"/>
     <w:multiLevelType w:val="hybridMultilevel"/>
     <w:tmpl w:val="A3C8D654"/>
@@ -2346,7 +2570,7 @@
       </w:rPr>
     </w:lvl>
   </w:abstractNum>
-  <w:abstractNum w:abstractNumId="10" w15:restartNumberingAfterBreak="0">
+  <w:abstractNum w:abstractNumId="11" w15:restartNumberingAfterBreak="0">
     <w:nsid w:val="45714A95"/>
     <w:multiLevelType w:val="hybridMultilevel"/>
     <w:tmpl w:val="05F4A790"/>
@@ -2458,7 +2682,7 @@
       </w:rPr>
     </w:lvl>
   </w:abstractNum>
-  <w:abstractNum w:abstractNumId="11" w15:restartNumberingAfterBreak="0">
+  <w:abstractNum w:abstractNumId="12" w15:restartNumberingAfterBreak="0">
     <w:nsid w:val="47473CE2"/>
     <w:multiLevelType w:val="hybridMultilevel"/>
     <w:tmpl w:val="ECF27DAE"/>
@@ -2570,7 +2794,7 @@
       </w:rPr>
     </w:lvl>
   </w:abstractNum>
-  <w:abstractNum w:abstractNumId="12" w15:restartNumberingAfterBreak="0">
+  <w:abstractNum w:abstractNumId="13" w15:restartNumberingAfterBreak="0">
     <w:nsid w:val="4D8115E5"/>
     <w:multiLevelType w:val="hybridMultilevel"/>
     <w:tmpl w:val="3DC066B4"/>
@@ -2683,7 +2907,7 @@
       </w:rPr>
     </w:lvl>
   </w:abstractNum>
-  <w:abstractNum w:abstractNumId="13" w15:restartNumberingAfterBreak="0">
+  <w:abstractNum w:abstractNumId="14" w15:restartNumberingAfterBreak="0">
     <w:nsid w:val="5A3606D5"/>
     <w:multiLevelType w:val="hybridMultilevel"/>
     <w:tmpl w:val="91805626"/>
@@ -2796,7 +3020,7 @@
       </w:rPr>
     </w:lvl>
   </w:abstractNum>
-  <w:abstractNum w:abstractNumId="14" w15:restartNumberingAfterBreak="0">
+  <w:abstractNum w:abstractNumId="15" w15:restartNumberingAfterBreak="0">
     <w:nsid w:val="61C87B25"/>
     <w:multiLevelType w:val="hybridMultilevel"/>
     <w:tmpl w:val="6FA21976"/>
@@ -2909,7 +3133,7 @@
       </w:rPr>
     </w:lvl>
   </w:abstractNum>
-  <w:abstractNum w:abstractNumId="15" w15:restartNumberingAfterBreak="0">
+  <w:abstractNum w:abstractNumId="16" w15:restartNumberingAfterBreak="0">
     <w:nsid w:val="621D43F7"/>
     <w:multiLevelType w:val="hybridMultilevel"/>
     <w:tmpl w:val="E1BA4850"/>
@@ -3022,7 +3246,7 @@
       </w:rPr>
     </w:lvl>
   </w:abstractNum>
-  <w:abstractNum w:abstractNumId="16" w15:restartNumberingAfterBreak="0">
+  <w:abstractNum w:abstractNumId="17" w15:restartNumberingAfterBreak="0">
     <w:nsid w:val="657763C8"/>
     <w:multiLevelType w:val="hybridMultilevel"/>
     <w:tmpl w:val="94F87C5A"/>
@@ -3135,7 +3359,7 @@
       </w:rPr>
     </w:lvl>
   </w:abstractNum>
-  <w:abstractNum w:abstractNumId="17" w15:restartNumberingAfterBreak="0">
+  <w:abstractNum w:abstractNumId="18" w15:restartNumberingAfterBreak="0">
     <w:nsid w:val="6AFC21B1"/>
     <w:multiLevelType w:val="hybridMultilevel"/>
     <w:tmpl w:val="ABCC59D8"/>
@@ -3247,7 +3471,7 @@
       </w:rPr>
     </w:lvl>
   </w:abstractNum>
-  <w:abstractNum w:abstractNumId="18" w15:restartNumberingAfterBreak="0">
+  <w:abstractNum w:abstractNumId="19" w15:restartNumberingAfterBreak="0">
     <w:nsid w:val="74DB59D8"/>
     <w:multiLevelType w:val="hybridMultilevel"/>
     <w:tmpl w:val="E334E25C"/>
@@ -3360,7 +3584,7 @@
       </w:rPr>
     </w:lvl>
   </w:abstractNum>
-  <w:abstractNum w:abstractNumId="19" w15:restartNumberingAfterBreak="0">
+  <w:abstractNum w:abstractNumId="20" w15:restartNumberingAfterBreak="0">
     <w:nsid w:val="7DC25969"/>
     <w:multiLevelType w:val="hybridMultilevel"/>
     <w:tmpl w:val="49A4B118"/>
@@ -3450,63 +3674,66 @@
     </w:lvl>
   </w:abstractNum>
   <w:num w:numId="1" w16cid:durableId="758407797">
-    <w:abstractNumId w:val="14"/>
+    <w:abstractNumId w:val="15"/>
   </w:num>
   <w:num w:numId="2" w16cid:durableId="647708275">
-    <w:abstractNumId w:val="12"/>
+    <w:abstractNumId w:val="13"/>
   </w:num>
   <w:num w:numId="3" w16cid:durableId="936446122">
-    <w:abstractNumId w:val="15"/>
+    <w:abstractNumId w:val="16"/>
   </w:num>
   <w:num w:numId="4" w16cid:durableId="1220551010">
-    <w:abstractNumId w:val="4"/>
+    <w:abstractNumId w:val="5"/>
   </w:num>
   <w:num w:numId="5" w16cid:durableId="1056777021">
-    <w:abstractNumId w:val="18"/>
+    <w:abstractNumId w:val="19"/>
   </w:num>
   <w:num w:numId="6" w16cid:durableId="1082676122">
     <w:abstractNumId w:val="1"/>
   </w:num>
   <w:num w:numId="7" w16cid:durableId="1934166398">
-    <w:abstractNumId w:val="16"/>
+    <w:abstractNumId w:val="17"/>
   </w:num>
   <w:num w:numId="8" w16cid:durableId="1182167632">
+    <w:abstractNumId w:val="9"/>
+  </w:num>
+  <w:num w:numId="9" w16cid:durableId="754057506">
+    <w:abstractNumId w:val="6"/>
+  </w:num>
+  <w:num w:numId="10" w16cid:durableId="343899771">
     <w:abstractNumId w:val="8"/>
   </w:num>
-  <w:num w:numId="9" w16cid:durableId="754057506">
-    <w:abstractNumId w:val="5"/>
-  </w:num>
-  <w:num w:numId="10" w16cid:durableId="343899771">
-    <w:abstractNumId w:val="7"/>
-  </w:num>
   <w:num w:numId="11" w16cid:durableId="792597681">
-    <w:abstractNumId w:val="13"/>
+    <w:abstractNumId w:val="14"/>
   </w:num>
   <w:num w:numId="12" w16cid:durableId="410783598">
     <w:abstractNumId w:val="0"/>
   </w:num>
   <w:num w:numId="13" w16cid:durableId="82647491">
+    <w:abstractNumId w:val="4"/>
+  </w:num>
+  <w:num w:numId="14" w16cid:durableId="1197428076">
+    <w:abstractNumId w:val="11"/>
+  </w:num>
+  <w:num w:numId="15" w16cid:durableId="392390443">
+    <w:abstractNumId w:val="7"/>
+  </w:num>
+  <w:num w:numId="16" w16cid:durableId="771247878">
+    <w:abstractNumId w:val="12"/>
+  </w:num>
+  <w:num w:numId="17" w16cid:durableId="802192469">
+    <w:abstractNumId w:val="20"/>
+  </w:num>
+  <w:num w:numId="18" w16cid:durableId="236212609">
+    <w:abstractNumId w:val="10"/>
+  </w:num>
+  <w:num w:numId="19" w16cid:durableId="599221699">
+    <w:abstractNumId w:val="18"/>
+  </w:num>
+  <w:num w:numId="20" w16cid:durableId="1155292584">
     <w:abstractNumId w:val="3"/>
   </w:num>
-  <w:num w:numId="14" w16cid:durableId="1197428076">
-    <w:abstractNumId w:val="10"/>
-  </w:num>
-  <w:num w:numId="15" w16cid:durableId="392390443">
-    <w:abstractNumId w:val="6"/>
-  </w:num>
-  <w:num w:numId="16" w16cid:durableId="771247878">
-    <w:abstractNumId w:val="11"/>
-  </w:num>
-  <w:num w:numId="17" w16cid:durableId="802192469">
-    <w:abstractNumId w:val="19"/>
-  </w:num>
-  <w:num w:numId="18" w16cid:durableId="236212609">
-    <w:abstractNumId w:val="9"/>
-  </w:num>
-  <w:num w:numId="19" w16cid:durableId="599221699">
-    <w:abstractNumId w:val="17"/>
-  </w:num>
-  <w:num w:numId="20" w16cid:durableId="1155292584">
+  <w:num w:numId="21" w16cid:durableId="145705799">
     <w:abstractNumId w:val="2"/>
   </w:num>
 </w:numbering>
@@ -4465,6 +4692,13 @@
     <w:pitch w:val="variable"/>
     <w:sig w:usb0="00000000" w:usb1="10000000" w:usb2="00000000" w:usb3="00000000" w:csb0="80000000" w:csb1="00000000"/>
   </w:font>
+  <w:font w:name="Arial">
+    <w:panose1 w:val="020B0604020202020204"/>
+    <w:charset w:val="00"/>
+    <w:family w:val="swiss"/>
+    <w:pitch w:val="variable"/>
+    <w:sig w:usb0="E0002EFF" w:usb1="C000785B" w:usb2="00000009" w:usb3="00000000" w:csb0="000001FF" w:csb1="00000000"/>
+  </w:font>
   <w:font w:name="Cambria">
     <w:panose1 w:val="02040503050406030204"/>
     <w:charset w:val="00"/>
@@ -4478,13 +4712,6 @@
     <w:family w:val="swiss"/>
     <w:pitch w:val="variable"/>
     <w:sig w:usb0="E1002EFF" w:usb1="C000605B" w:usb2="00000029" w:usb3="00000000" w:csb0="000101FF" w:csb1="00000000"/>
-  </w:font>
-  <w:font w:name="Arial">
-    <w:panose1 w:val="020B0604020202020204"/>
-    <w:charset w:val="00"/>
-    <w:family w:val="swiss"/>
-    <w:pitch w:val="variable"/>
-    <w:sig w:usb0="E0002EFF" w:usb1="C000785B" w:usb2="00000009" w:usb3="00000000" w:csb0="000001FF" w:csb1="00000000"/>
   </w:font>
   <w:font w:name="Aptos">
     <w:charset w:val="00"/>
@@ -4526,6 +4753,7 @@
     <w:rsid w:val="00092592"/>
     <w:rsid w:val="000B454E"/>
     <w:rsid w:val="000B47BC"/>
+    <w:rsid w:val="000C6447"/>
     <w:rsid w:val="000E0CC5"/>
     <w:rsid w:val="000F117C"/>
     <w:rsid w:val="001101C0"/>
@@ -4606,6 +4834,7 @@
     <w:rsid w:val="0095694A"/>
     <w:rsid w:val="00997E7D"/>
     <w:rsid w:val="009D5B0A"/>
+    <w:rsid w:val="009E3062"/>
     <w:rsid w:val="00A139A6"/>
     <w:rsid w:val="00A1514F"/>
     <w:rsid w:val="00A352DF"/>

--- a/4_Diari/Diario 17.04.2026.docx
+++ b/4_Diari/Diario 17.04.2026.docx
@@ -1037,6 +1037,52 @@
           <w:tcPr>
             <w:tcW w:w="9854" w:type="dxa"/>
           </w:tcPr>
+          <w:p>
+            <w:pPr>
+              <w:rPr>
+                <w:rFonts w:ascii="Arial" w:hAnsi="Arial" w:cs="Arial"/>
+              </w:rPr>
+            </w:pPr>
+          </w:p>
+          <w:p>
+            <w:pPr>
+              <w:rPr>
+                <w:rFonts w:ascii="Arial" w:hAnsi="Arial" w:cs="Arial"/>
+              </w:rPr>
+            </w:pPr>
+            <w:r>
+              <w:rPr>
+                <w:rFonts w:ascii="Arial" w:hAnsi="Arial" w:cs="Arial"/>
+              </w:rPr>
+              <w:t xml:space="preserve">Dopo alla Sprint Review abbiamo avuto modo di discutere con professore Petrini su come modificare al meglio il concetto del nostro progetto cercando di rimanere a tema, con un risultato finale </w:t>
+            </w:r>
+            <w:r>
+              <w:rPr>
+                <w:rFonts w:ascii="Arial" w:hAnsi="Arial" w:cs="Arial"/>
+              </w:rPr>
+              <w:sym w:font="Wingdings" w:char="F0E0"/>
+            </w:r>
+            <w:r>
+              <w:rPr>
+                <w:rFonts w:ascii="Arial" w:hAnsi="Arial" w:cs="Arial"/>
+              </w:rPr>
+              <w:t xml:space="preserve"> utilizzo di </w:t>
+            </w:r>
+            <w:proofErr w:type="spellStart"/>
+            <w:r>
+              <w:rPr>
+                <w:rFonts w:ascii="Arial" w:hAnsi="Arial" w:cs="Arial"/>
+              </w:rPr>
+              <w:t>paint</w:t>
+            </w:r>
+            <w:proofErr w:type="spellEnd"/>
+            <w:r>
+              <w:rPr>
+                <w:rFonts w:ascii="Arial" w:hAnsi="Arial" w:cs="Arial"/>
+              </w:rPr>
+              <w:t xml:space="preserve"> guns al posto di pistole “poco da ambito scolastico” così da ispirato al concetto di paintball dove i nemici “vengono eliminati”, e poi per sbloccare la prossima stanza bisogna colpire dei generatori.</w:t>
+            </w:r>
+          </w:p>
           <w:p>
             <w:pPr>
               <w:rPr>
@@ -4800,6 +4846,7 @@
     <w:rsid w:val="005D27BB"/>
     <w:rsid w:val="005D407D"/>
     <w:rsid w:val="005F1498"/>
+    <w:rsid w:val="006049CA"/>
     <w:rsid w:val="006162E1"/>
     <w:rsid w:val="0063600C"/>
     <w:rsid w:val="00670B36"/>
@@ -4819,6 +4866,7 @@
     <w:rsid w:val="00842400"/>
     <w:rsid w:val="00863255"/>
     <w:rsid w:val="00866671"/>
+    <w:rsid w:val="00866FCB"/>
     <w:rsid w:val="00886235"/>
     <w:rsid w:val="00892B8D"/>
     <w:rsid w:val="008A6626"/>
